--- a/entregables/apuntes/Apuntes_B7_ROS2_Planificacion.docx
+++ b/entregables/apuntes/Apuntes_B7_ROS2_Planificacion.docx
@@ -2451,7 +2451,7 @@
           <w:sz w:val="21"/>
           <w:szCs w:val="21"/>
         </w:rPr>
-        <w:t xml:space="preserve">Nota histórica de 30 segundos: el «truco de A*» se publicó en 1966 por Hart, Nilsson y Raphael, del equipo del robot Shakey (Corke, 2023, p. 174).</w:t>
+        <w:t xml:space="preserve">Nota histórica de 30 segundos: el «truco de A*» se publicó en 1968 por Hart, Nilsson y Raphael, del equipo del robot Shakey (Corke, 2023, p. 174).</w:t>
       </w:r>
     </w:p>
     <w:p>
@@ -2876,7 +2876,7 @@
           <w:sz w:val="22"/>
           <w:szCs w:val="22"/>
         </w:rPr>
-        <w:t xml:space="preserve">A* añade la pieza que hace la búsqueda dirigida: expandir según f(v) = g(v) + h(v), la suma del coste acumulado, el de UCS, y una heurística que estima el coste restante hasta la meta (Corke, 2023, p. 175). En el pseudocódigo de Lynch y Park, el algoritmo mantiene la lista OPEN ordenada por coste total estimado, la lista CLOSED de nodos ya explorados, el array past_cost con el mejor coste conocido hasta cada nodo y los punteros parent que reconstruyen el camino (Lynch y Park, 2017, pp. 365-366). La garantía central debe quedar enunciada con precisión: «A* garantiza devolver el camino de menor coste solo si la heurística es admisible, es decir, si no sobreestima el coste de alcanzar la meta»; la distancia euclídea es admisible por ser el mínimo coste posible, h = 0 es admisible pero degenera en UCS visitando todos los vértices, y una heurística no admisible puede producir caminos subóptimos (Corke, 2023, p. 175). La anécdota fundacional ancla la historia: el «truco de A*» lo publicaron en 1966 Hart, Nilsson y Raphael, miembros del equipo del robot Shakey en el Stanford Research Institute (Corke, 2023, p. 174). Sobre estas ideas, D*, «A* dinámico», aporta lo que el robot móvil necesita: replanificación eficiente cuando los costes cambian; «D* permite hacer cambios en el mapa en cualquier momento mientras el robot está en movimiento», reutilizando el trabajo previo, y en el ejemplo del libro la replanificación tras descubrir una región de coste alto expande en torno al 12 % de los vértices de la planificación original (Corke, 2023, pp. 182-184).</w:t>
+        <w:t xml:space="preserve">A* añade la pieza que hace la búsqueda dirigida: expandir según f(v) = g(v) + h(v), la suma del coste acumulado, el de UCS, y una heurística que estima el coste restante hasta la meta (Corke, 2023, p. 175). En el pseudocódigo de Lynch y Park, el algoritmo mantiene la lista OPEN ordenada por coste total estimado, la lista CLOSED de nodos ya explorados, el array past_cost con el mejor coste conocido hasta cada nodo y los punteros parent que reconstruyen el camino (Lynch y Park, 2017, pp. 365-366). La garantía central debe quedar enunciada con precisión: «A* garantiza devolver el camino de menor coste solo si la heurística es admisible, es decir, si no sobreestima el coste de alcanzar la meta»; la distancia euclídea es admisible por ser el mínimo coste posible, h = 0 es admisible pero degenera en UCS visitando todos los vértices, y una heurística no admisible puede producir caminos subóptimos (Corke, 2023, p. 175). La anécdota fundacional ancla la historia: el «truco de A*» lo publicaron en 1968 Hart, Nilsson y Raphael, miembros del equipo del robot Shakey en el Stanford Research Institute (Corke, 2023, p. 174). Sobre estas ideas, D*, «A* dinámico», aporta lo que el robot móvil necesita: replanificación eficiente cuando los costes cambian; «D* permite hacer cambios en el mapa en cualquier momento mientras el robot está en movimiento», reutilizando el trabajo previo, y en el ejemplo del libro la replanificación tras descubrir una región de coste alto expande en torno al 12 % de los vértices de la planificación original (Corke, 2023, pp. 182-184).</w:t>
       </w:r>
     </w:p>
     <w:p>
@@ -2921,7 +2921,7 @@
           <w:sz w:val="22"/>
           <w:szCs w:val="22"/>
         </w:rPr>
-        <w:t xml:space="preserve">El roadmap probabilístico (PRM) es el representante multiconsulta. El coste computacional de la transformada de distancia y la esqueletonización llevó «al desarrollo de métodos probabilísticos que muestrean el mapa de forma dispersa, el más conocido de los cuales es el probabilistic roadmap o PRM» (Corke, 2023, p. 185). La fase de planificación genera N configuraciones aleatorias, descarta las que caen en obstáculos e intenta conectar cada una con sus vecinas mediante caminos rectos libres de colisión, comprobados por muestreo a lo largo del segmento (Corke, 2023, p. 186); el resultado es un grafo no dirigido, el roadmap, independiente del inicio y de la meta (Corke, 2023, p. 185). En la fase de consulta se conectan q_start y q_goal a sus nodos más próximos y se busca el camino en el grafo, «típicamente usando A*» (Lynch y Park, 2017, p. 384); construido el roadmap, cada consulta adicional es casi gratis, que es la definición operativa de planificador multiconsulta (Lynch y Park, 2017, p. 384). Sus modos de fallo son instructivos: con pocas muestras el roadmap queda fragmentado en componentes disconexas, la figura del libro contrasta 50 vértices mal conectados con 300 bien conectados (Corke, 2023, p. 187), y los pasajes estrechos, poco probables de muestrear, son su talón de Aquiles; el planificador es probabilísticamente completo, no completo ni óptimo.</w:t>
+        <w:t xml:space="preserve">El roadmap probabilístico (PRM) es el representante multiconsulta. El coste computacional de la transformada de distancia y la esqueletonización llevó «al desarrollo de métodos probabilísticos que muestrean el mapa de forma dispersa, el más conocido de los cuales es el probabilistic roadmap o PRM» (Corke, 2023, p. 185). La fase de planificación genera N configuraciones aleatorias, descarta las que caen en obstáculos e intenta conectar cada una con sus vecinas mediante caminos rectos libres de colisión, comprobados por muestreo a lo largo del segmento (Corke, 2023, p. 186); el resultado es un grafo no dirigido, el roadmap, independiente del inicio y de la meta (Corke, 2023, p. 185). En la fase de consulta se conectan q_start y q_goal a sus nodos más próximos y se busca el camino en el grafo, «típicamente usando A*» (Lynch y Park, 2017, p. 384); construido el roadmap, cada consulta adicional es casi gratis, que es la definición operativa de planificador multiconsulta (Lynch y Park, 2017, p. 384). Sus modos de fallo son instructivos: con pocas muestras el roadmap queda fragmentado en componentes disconexas, la figura del libro contrasta 50 vértices mal conectados con 300 bien conectados (Corke, 2023, pp. 187-188), y los pasajes estrechos, poco probables de muestrear, son su talón de Aquiles; el planificador es probabilísticamente completo, no completo ni óptimo.</w:t>
       </w:r>
     </w:p>
     <w:p>

--- a/entregables/apuntes/Apuntes_B7_ROS2_Planificacion.docx
+++ b/entregables/apuntes/Apuntes_B7_ROS2_Planificacion.docx
@@ -850,7 +850,7 @@
           <w:sz w:val="22"/>
           <w:szCs w:val="22"/>
         </w:rPr>
-        <w:t xml:space="preserve">La elección de QoS es una decisión de ingeniería con la misma estructura que el dimensionado de un bus de campo en el bloque 3: un flujo de sensor de alta frecuencia como /scan se publica best effort, si se pierde un barrido, el siguiente llega en 25 ms y retransmitir solo añadiría latencia, mientras que un mapa que se publica una vez debe ser reliable y transient local para que un visualizador arrancado más tarde lo reciba; los perfiles predefinidos «sensor data» y «services» de la documentación recogen exactamente estos casos (docs.ros.org, About Quality of Service settings). La regla operativa que hay que dejar escrita en la pizarra: un publicador y un suscriptor solo se conectan si sus políticas son compatibles; una pareja reliable/best effort incompatible no da error, simplemente no fluye ningún mensaje, y ese es el fallo silencioso que más tiempo consume en los proyectos de los estudiantes.</w:t>
+        <w:t xml:space="preserve">La elección de QoS es una decisión de ingeniería con la misma estructura que el dimensionado de un bus de campo en el bloque 3: un flujo de sensor de alta frecuencia como /scan se publica best effort, si se pierde un barrido, el siguiente llega en 25 ms y retransmitir solo añadiría latencia, mientras que un mapa que se publica una vez debe ser reliable y transient local para que un visualizador arrancado más tarde lo reciba; el perfil predefinido «sensor data» recoge el primer caso, mientras que la durabilidad transient local del mapa no figura en ningún perfil predefinido —todos son volatile— y hay que declararla explícitamente (docs.ros.org, About Quality of Service settings). La regla operativa que hay que dejar escrita en la pizarra: un publicador y un suscriptor solo se conectan si sus políticas son compatibles; una pareja reliable/best effort incompatible no da error, simplemente no fluye ningún mensaje, y ese es el fallo silencioso que más tiempo consume en los proyectos de los estudiantes.</w:t>
       </w:r>
     </w:p>
     <w:p>
@@ -4485,7 +4485,7 @@
           <w:sz w:val="22"/>
           <w:szCs w:val="22"/>
         </w:rPr>
-        <w:t xml:space="preserve">El apartado 32.3 ya da las respuestas: un flujo de sensor de alta frecuencia como /scan se publica best effort porque si se pierde un barrido el siguiente llega en veinticinco milisegundos y retransmitir sólo añadiría latencia, y un mapa que se publica una vez debe ser reliable y transient local para que un visualizador arrancado más tarde lo reciba, tal como recogen los perfiles predefinidos de sensor data y de servicios de la documentación (docs.ros.org, About Quality of Service settings). Si la discusión se conduce como una comprobación de esas tres respuestas, sobra. Lo que aporta y la exposición no puede aportar es que el estudiante descubra que la elección de QoS no es una preferencia sino una consecuencia de dos preguntas sobre el canal: qué pasa si se pierde un mensaje, y a quién le hace falta el último mensaje si llega tarde. Con esas dos preguntas se resuelven canales que no están en ninguna lista, y eso es lo que se necesita en diciembre. El segundo objetivo es preventivo y muy concreto: dejar clavada la regla de compatibilidad antes del taller, porque una pareja reliable contra best effort no da error, simplemente no fluye nada, y ese fallo silencioso es el que más horas consume en los proyectos.</w:t>
+        <w:t xml:space="preserve">El apartado 32.3 ya da las respuestas: un flujo de sensor de alta frecuencia como /scan se publica best effort porque si se pierde un barrido el siguiente llega en veinticinco milisegundos y retransmitir sólo añadiría latencia, y un mapa que se publica una vez debe ser reliable y transient local para que un visualizador arrancado más tarde lo reciba, combinación que ningún perfil predefinido ofrece, porque «sensor data», «services» y el perfil por defecto son todos volatile y la durabilidad hay que declararla a mano (docs.ros.org, About Quality of Service settings). Si la discusión se conduce como una comprobación de esas tres respuestas, sobra. Lo que aporta y la exposición no puede aportar es que el estudiante descubra que la elección de QoS no es una preferencia sino una consecuencia de dos preguntas sobre el canal: qué pasa si se pierde un mensaje, y a quién le hace falta el último mensaje si llega tarde. Con esas dos preguntas se resuelven canales que no están en ninguna lista, y eso es lo que se necesita en diciembre. El segundo objetivo es preventivo y muy concreto: dejar clavada la regla de compatibilidad antes del taller, porque una pareja reliable contra best effort no da error, simplemente no fluye nada, y ese fallo silencioso es el que más horas consume en los proyectos.</w:t>
       </w:r>
     </w:p>
     <w:p>
